--- a/courts/seventh-circuit/wisconsin/state/court-of-appeals/petition-for-writ/usage/OUTPUT-petition-for-writ.docx
+++ b/courts/seventh-circuit/wisconsin/state/court-of-appeals/petition-for-writ/usage/OUTPUT-petition-for-writ.docx
@@ -1650,10 +1650,7 @@
         <w:ind w:left="1170" w:right="720" w:hanging="390"/>
       </w:pPr>
       <w:r>
-        <w:t xml:space="preserve">A.</w:t>
-      </w:r>
-      <w:r>
-        <w:t xml:space="preserve"> </w:t>
+        <w:t xml:space="preserve">A. </w:t>
       </w:r>
       <w:r>
         <w:t xml:space="preserve">Defendants</w:t>
@@ -1732,10 +1729,7 @@
         <w:ind w:left="1170" w:right="720" w:hanging="390"/>
       </w:pPr>
       <w:r>
-        <w:t xml:space="preserve">B.</w:t>
-      </w:r>
-      <w:r>
-        <w:t xml:space="preserve"> </w:t>
+        <w:t xml:space="preserve">B. </w:t>
       </w:r>
       <w:r>
         <w:t xml:space="preserve">Plaintiffs,</w:t>
@@ -1808,10 +1802,7 @@
         <w:ind w:left="1170" w:right="720" w:hanging="390"/>
       </w:pPr>
       <w:r>
-        <w:t xml:space="preserve">C.</w:t>
-      </w:r>
-      <w:r>
-        <w:t xml:space="preserve"> </w:t>
+        <w:t xml:space="preserve">C. </w:t>
       </w:r>
       <w:r>
         <w:t xml:space="preserve">The</w:t>
@@ -1920,10 +1911,7 @@
         <w:ind w:left="1170" w:right="720" w:hanging="390"/>
       </w:pPr>
       <w:r>
-        <w:t xml:space="preserve">D.</w:t>
-      </w:r>
-      <w:r>
-        <w:t xml:space="preserve"> </w:t>
+        <w:t xml:space="preserve">D. </w:t>
       </w:r>
       <w:r>
         <w:t xml:space="preserve">Despite</w:t>
@@ -2108,10 +2096,7 @@
         <w:ind w:left="1170" w:right="720" w:hanging="390"/>
       </w:pPr>
       <w:r>
-        <w:t xml:space="preserve">A.</w:t>
-      </w:r>
-      <w:r>
-        <w:t xml:space="preserve"> </w:t>
+        <w:t xml:space="preserve">A. </w:t>
       </w:r>
       <w:r>
         <w:t xml:space="preserve">Supervisory</w:t>
@@ -2142,10 +2127,7 @@
         <w:ind w:left="1170" w:right="720" w:hanging="390"/>
       </w:pPr>
       <w:r>
-        <w:t xml:space="preserve">B.</w:t>
-      </w:r>
-      <w:r>
-        <w:t xml:space="preserve"> </w:t>
+        <w:t xml:space="preserve">B. </w:t>
       </w:r>
       <w:r>
         <w:t xml:space="preserve">Venue</w:t>
@@ -2192,10 +2174,7 @@
         <w:ind w:left="780" w:right="720" w:hanging="390"/>
       </w:pPr>
       <w:r>
-        <w:t xml:space="preserve">I.</w:t>
-      </w:r>
-      <w:r>
-        <w:t xml:space="preserve"> </w:t>
+        <w:t xml:space="preserve">I. </w:t>
       </w:r>
       <w:r>
         <w:t xml:space="preserve">The</w:t>
@@ -2328,10 +2307,7 @@
         <w:ind w:left="780" w:right="720" w:hanging="390"/>
       </w:pPr>
       <w:r>
-        <w:t xml:space="preserve">II.</w:t>
-      </w:r>
-      <w:r>
-        <w:t xml:space="preserve"> </w:t>
+        <w:t xml:space="preserve">II. </w:t>
       </w:r>
       <w:r>
         <w:t xml:space="preserve">An</w:t>
@@ -2386,10 +2362,7 @@
         <w:ind w:left="780" w:right="720" w:hanging="390"/>
       </w:pPr>
       <w:r>
-        <w:t xml:space="preserve">III.</w:t>
-      </w:r>
-      <w:r>
-        <w:t xml:space="preserve"> </w:t>
+        <w:t xml:space="preserve">III. </w:t>
       </w:r>
       <w:r>
         <w:t xml:space="preserve">Wisconsin</w:t>
@@ -2498,10 +2471,7 @@
         <w:ind w:left="780" w:right="720" w:hanging="390"/>
       </w:pPr>
       <w:r>
-        <w:t xml:space="preserve">IV.</w:t>
-      </w:r>
-      <w:r>
-        <w:t xml:space="preserve"> </w:t>
+        <w:t xml:space="preserve">IV. </w:t>
       </w:r>
       <w:r>
         <w:t xml:space="preserve">This</w:t>
@@ -2550,10 +2520,7 @@
         <w:ind w:left="780" w:right="720" w:hanging="390"/>
       </w:pPr>
       <w:r>
-        <w:t xml:space="preserve">V.</w:t>
-      </w:r>
-      <w:r>
-        <w:t xml:space="preserve"> </w:t>
+        <w:t xml:space="preserve">V. </w:t>
       </w:r>
       <w:r>
         <w:t xml:space="preserve">The</w:t>
@@ -2871,6 +2838,10 @@
         <w:t xml:space="preserve">A.</w:t>
       </w:r>
       <w:r>
+        <w:rPr>
+          <w:b/>
+          <w:bCs/>
+        </w:rPr>
         <w:tab/>
       </w:r>
       <w:r>
@@ -3077,6 +3048,10 @@
         <w:t xml:space="preserve">B.</w:t>
       </w:r>
       <w:r>
+        <w:rPr>
+          <w:b/>
+          <w:bCs/>
+        </w:rPr>
         <w:tab/>
       </w:r>
       <w:r>
@@ -3231,6 +3206,10 @@
         <w:t xml:space="preserve">C.</w:t>
       </w:r>
       <w:r>
+        <w:rPr>
+          <w:b/>
+          <w:bCs/>
+        </w:rPr>
         <w:tab/>
       </w:r>
       <w:r>
@@ -3490,6 +3469,10 @@
         <w:t xml:space="preserve">D.</w:t>
       </w:r>
       <w:r>
+        <w:rPr>
+          <w:b/>
+          <w:bCs/>
+        </w:rPr>
         <w:tab/>
       </w:r>
       <w:r>
@@ -3900,6 +3883,10 @@
         <w:t xml:space="preserve">A.</w:t>
       </w:r>
       <w:r>
+        <w:rPr>
+          <w:b/>
+          <w:bCs/>
+        </w:rPr>
         <w:tab/>
       </w:r>
       <w:r>
@@ -4020,6 +4007,10 @@
         <w:t xml:space="preserve">B.</w:t>
       </w:r>
       <w:r>
+        <w:rPr>
+          <w:b/>
+          <w:bCs/>
+        </w:rPr>
         <w:tab/>
       </w:r>
       <w:r>
@@ -4160,6 +4151,10 @@
         <w:t xml:space="preserve">I.</w:t>
       </w:r>
       <w:r>
+        <w:rPr>
+          <w:b/>
+          <w:bCs/>
+        </w:rPr>
         <w:tab/>
       </w:r>
       <w:r>
@@ -4625,6 +4620,10 @@
         <w:t xml:space="preserve">II.</w:t>
       </w:r>
       <w:r>
+        <w:rPr>
+          <w:b/>
+          <w:bCs/>
+        </w:rPr>
         <w:tab/>
       </w:r>
       <w:r>
@@ -4770,7 +4769,7 @@
         <w:pStyle w:val="BodyText"/>
       </w:pPr>
       <w:r>
-        <w:t xml:space="preserve">While disputes over trial court venue can be resolved in two ways—an immediate appeal by permission under Wis. Stat. § 808.03(2), or at the end of the case under Wis. Stat. § 808.03(1)—neither avenue provides an adequate remedy in this case.</w:t>
+        <w:t xml:space="preserve">While disputes over trial court venue can be resolved in two ways—an immediate appeal by permission under Wis. Stat. § 808.03(2), or at the end of the case under Wis. Stat. § 808.03(1)—⁠neither avenue provides an adequate remedy in this case.</w:t>
       </w:r>
     </w:p>
     <w:p>
@@ -4991,6 +4990,10 @@
         <w:t xml:space="preserve">III.</w:t>
       </w:r>
       <w:r>
+        <w:rPr>
+          <w:b/>
+          <w:bCs/>
+        </w:rPr>
         <w:tab/>
       </w:r>
       <w:r>
@@ -5210,7 +5213,7 @@
         <w:pStyle w:val="BodyTextNote"/>
       </w:pPr>
       <w:r>
-        <w:t xml:space="preserve">Wisconsin law provides that “a plaintiff may choose among whichever of the [civil venue] options in § 801.50(2)⁠(a)–(c) apply and, if none apply, then proceed to select a county under (d).”</w:t>
+        <w:t xml:space="preserve">Wisconsin law provides that “a plaintiff may choose among whichever of the [civil venue] options in § 801.50(2)⁠(a)–⁠(c) apply and, if none apply, then proceed to select a county under (d).”</w:t>
       </w:r>
       <w:r>
         <w:t xml:space="preserve"> </w:t>
@@ -5362,6 +5365,10 @@
         <w:t xml:space="preserve">IV.</w:t>
       </w:r>
       <w:r>
+        <w:rPr>
+          <w:b/>
+          <w:bCs/>
+        </w:rPr>
         <w:tab/>
       </w:r>
       <w:r>
@@ -5491,6 +5498,10 @@
         <w:t xml:space="preserve">V.</w:t>
       </w:r>
       <w:r>
+        <w:rPr>
+          <w:b/>
+          <w:bCs/>
+        </w:rPr>
         <w:tab/>
       </w:r>
       <w:r>
@@ -7116,6 +7127,33 @@
     <w:pPr>
       <w:spacing w:before="0" w:after="0" w:line="299" w:lineRule="exact"/>
       <w:ind w:left="2160" w:hanging="720"/>
+    </w:pPr>
+  </w:style>
+  <w:style w:type="paragraph" w:customStyle="1" w:styleId="XdQuoteList1">
+    <w:name w:val="Xd Quote List 1"/>
+    <w:basedOn w:val="Normal"/>
+    <w:qFormat/>
+    <w:pPr>
+      <w:spacing w:before="0" w:after="0" w:line="299" w:lineRule="exact"/>
+      <w:ind w:left="1440" w:right="720" w:hanging="720"/>
+    </w:pPr>
+  </w:style>
+  <w:style w:type="paragraph" w:customStyle="1" w:styleId="XdQuoteList2">
+    <w:name w:val="Xd Quote List 2"/>
+    <w:basedOn w:val="Normal"/>
+    <w:qFormat/>
+    <w:pPr>
+      <w:spacing w:before="0" w:after="0" w:line="299" w:lineRule="exact"/>
+      <w:ind w:left="2160" w:right="720" w:hanging="720"/>
+    </w:pPr>
+  </w:style>
+  <w:style w:type="paragraph" w:customStyle="1" w:styleId="XdQuoteList3">
+    <w:name w:val="Xd Quote List 3"/>
+    <w:basedOn w:val="Normal"/>
+    <w:qFormat/>
+    <w:pPr>
+      <w:spacing w:before="0" w:after="0" w:line="299" w:lineRule="exact"/>
+      <w:ind w:left="2880" w:right="720" w:hanging="720"/>
     </w:pPr>
   </w:style>
   <w:style w:type="paragraph" w:customStyle="1" w:styleId="XdQuote">

--- a/courts/seventh-circuit/wisconsin/state/court-of-appeals/petition-for-writ/usage/OUTPUT-petition-for-writ.docx
+++ b/courts/seventh-circuit/wisconsin/state/court-of-appeals/petition-for-writ/usage/OUTPUT-petition-for-writ.docx
@@ -2983,13 +2983,7 @@
         <w:pStyle w:val="BodyText"/>
       </w:pPr>
       <w:r>
-        <w:t xml:space="preserve">In the days before the 2025 Wisconsin Supreme Court election, Defendants implemented a brazen scheme all across the State of Wisconsin to bribe voters in an effort to influence the election. To start, Defendants offered $100 to any registered Wisconsin voter anywhere in the State who signed a “Petition in Opposition to Activist Judges,” and promised an additional $100 reward for every successful referral to an additional Wisconsin registered voter who then signed the petition. (App. 15–16). Defendants widely promoted this petition to Wisconsonites, including in Dane County. (App. 10, 15</w:t>
-      </w:r>
-      <w:r>
-        <w:noBreakHyphen/>
-      </w:r>
-      <w:r>
-        <w:t xml:space="preserve">16) They also made payments to Wisconsin voters who signed the petition. (App. 10, 15–17) The Circuit Court recognized that “it is reasonable to believe the petition was advertised in, and likely signed by residents of Dane County and payments [were] made to those residents.” (App. 255)</w:t>
+        <w:t xml:space="preserve">In the days before the 2025 Wisconsin Supreme Court election, Defendants implemented a brazen scheme all across the State of Wisconsin to bribe voters in an effort to influence the election. To start, Defendants offered $100 to any registered Wisconsin voter anywhere in the State who signed a “Petition in Opposition to Activist Judges,” and promised an additional $100 reward for every successful referral to an additional Wisconsin registered voter who then signed the petition. (App. 15–16). Defendants widely promoted this petition to Wisconsonites, including in Dane County. (App. 10, 15-⁠16) They also made payments to Wisconsin voters who signed the petition. (App. 10, 15–17) The Circuit Court recognized that “it is reasonable to believe the petition was advertised in, and likely signed by residents of Dane County and payments [were] made to those residents.” (App. 255)</w:t>
       </w:r>
     </w:p>
     <w:p>
@@ -6877,7 +6871,7 @@
     <w:qFormat/>
     <w:pPr>
       <w:keepLines/>
-      <w:spacing w:before="0" w:after="140" w:line="253" w:lineRule="exact"/>
+      <w:spacing w:before="23" w:after="140" w:line="253" w:lineRule="exact"/>
     </w:pPr>
     <w:rPr>
       <w:sz w:val="22"/>
